--- a/docs/patents/Z-MAX-专利交底书-实用新型-多模态VLA具身机器人精细操作控制系统.docx
+++ b/docs/patents/Z-MAX-专利交底书-实用新型-多模态VLA具身机器人精细操作控制系统.docx
@@ -1260,6 +1260,771 @@
         <w:rPr>
           <w:rFonts w:ascii="黑体" w:hAnsi="黑体" w:eastAsia="黑体"/>
         </w:rPr>
+        <w:t>六（续）、硬件三档方案与仿真联调</w:t>
+      </w:r>
+    </w:p>
+    <w:p>
+      <w:pPr>
+        <w:pStyle w:val="Heading3"/>
+      </w:pPr>
+      <w:r>
+        <w:rPr>
+          <w:rFonts w:ascii="黑体" w:hAnsi="黑体" w:eastAsia="黑体"/>
+        </w:rPr>
+        <w:t>1. L2/L3/L4 三档算力平台</w:t>
+      </w:r>
+    </w:p>
+    <w:p>
+      <w:pPr>
+        <w:spacing w:after="120" w:line="360" w:lineRule="auto"/>
+      </w:pPr>
+      <w:r>
+        <w:rPr>
+          <w:rFonts w:ascii="宋体" w:hAnsi="宋体" w:eastAsia="宋体"/>
+          <w:b w:val="0"/>
+          <w:sz w:val="24"/>
+        </w:rPr>
+        <w:t>所述系统支持三级硬件平台，通过更换AI域控模块实现算力升级：</w:t>
+      </w:r>
+    </w:p>
+    <w:tbl>
+      <w:tblPr>
+        <w:tblStyle w:val="TableGrid"/>
+        <w:tblW w:type="auto" w:w="0"/>
+        <w:tblLook w:firstColumn="1" w:firstRow="1" w:lastColumn="0" w:lastRow="0" w:noHBand="0" w:noVBand="1" w:val="04A0"/>
+      </w:tblPr>
+      <w:tblGrid>
+        <w:gridCol w:w="1728"/>
+        <w:gridCol w:w="1728"/>
+        <w:gridCol w:w="1728"/>
+        <w:gridCol w:w="1728"/>
+        <w:gridCol w:w="1728"/>
+      </w:tblGrid>
+      <w:tr>
+        <w:tc>
+          <w:tcPr>
+            <w:tcW w:type="dxa" w:w="1728"/>
+            <w:shd w:fill="00d4aa" w:val="clear"/>
+          </w:tcPr>
+          <w:p>
+            <w:r>
+              <w:rPr>
+                <w:b/>
+                <w:color w:val="06080D"/>
+                <w:sz w:val="18"/>
+              </w:rPr>
+              <w:t>等级</w:t>
+            </w:r>
+          </w:p>
+        </w:tc>
+        <w:tc>
+          <w:tcPr>
+            <w:tcW w:type="dxa" w:w="1728"/>
+            <w:shd w:fill="00d4aa" w:val="clear"/>
+          </w:tcPr>
+          <w:p>
+            <w:r>
+              <w:rPr>
+                <w:b/>
+                <w:color w:val="06080D"/>
+                <w:sz w:val="18"/>
+              </w:rPr>
+              <w:t>AI域控</w:t>
+            </w:r>
+          </w:p>
+        </w:tc>
+        <w:tc>
+          <w:tcPr>
+            <w:tcW w:type="dxa" w:w="1728"/>
+            <w:shd w:fill="00d4aa" w:val="clear"/>
+          </w:tcPr>
+          <w:p>
+            <w:r>
+              <w:rPr>
+                <w:b/>
+                <w:color w:val="06080D"/>
+                <w:sz w:val="18"/>
+              </w:rPr>
+              <w:t>算力</w:t>
+            </w:r>
+          </w:p>
+        </w:tc>
+        <w:tc>
+          <w:tcPr>
+            <w:tcW w:type="dxa" w:w="1728"/>
+            <w:shd w:fill="00d4aa" w:val="clear"/>
+          </w:tcPr>
+          <w:p>
+            <w:r>
+              <w:rPr>
+                <w:b/>
+                <w:color w:val="06080D"/>
+                <w:sz w:val="18"/>
+              </w:rPr>
+              <w:t>内存</w:t>
+            </w:r>
+          </w:p>
+        </w:tc>
+        <w:tc>
+          <w:tcPr>
+            <w:tcW w:type="dxa" w:w="1728"/>
+            <w:shd w:fill="00d4aa" w:val="clear"/>
+          </w:tcPr>
+          <w:p>
+            <w:r>
+              <w:rPr>
+                <w:b/>
+                <w:color w:val="06080D"/>
+                <w:sz w:val="18"/>
+              </w:rPr>
+              <w:t>适用场景</w:t>
+            </w:r>
+          </w:p>
+        </w:tc>
+      </w:tr>
+      <w:tr>
+        <w:tc>
+          <w:tcPr>
+            <w:tcW w:type="dxa" w:w="1728"/>
+            <w:shd w:fill="0d1117" w:val="clear"/>
+          </w:tcPr>
+          <w:p>
+            <w:r>
+              <w:rPr>
+                <w:color w:val="C8D1D9"/>
+                <w:sz w:val="18"/>
+              </w:rPr>
+              <w:t>L2 基线版</w:t>
+            </w:r>
+          </w:p>
+        </w:tc>
+        <w:tc>
+          <w:tcPr>
+            <w:tcW w:type="dxa" w:w="1728"/>
+            <w:shd w:fill="0d1117" w:val="clear"/>
+          </w:tcPr>
+          <w:p>
+            <w:r>
+              <w:rPr>
+                <w:color w:val="C8D1D9"/>
+                <w:sz w:val="18"/>
+              </w:rPr>
+              <w:t>Jetson Orin Nano 8GB</w:t>
+            </w:r>
+          </w:p>
+        </w:tc>
+        <w:tc>
+          <w:tcPr>
+            <w:tcW w:type="dxa" w:w="1728"/>
+            <w:shd w:fill="0d1117" w:val="clear"/>
+          </w:tcPr>
+          <w:p>
+            <w:r>
+              <w:rPr>
+                <w:color w:val="C8D1D9"/>
+                <w:sz w:val="18"/>
+              </w:rPr>
+              <w:t>40 TOPS INT8</w:t>
+            </w:r>
+          </w:p>
+        </w:tc>
+        <w:tc>
+          <w:tcPr>
+            <w:tcW w:type="dxa" w:w="1728"/>
+            <w:shd w:fill="0d1117" w:val="clear"/>
+          </w:tcPr>
+          <w:p>
+            <w:r>
+              <w:rPr>
+                <w:color w:val="C8D1D9"/>
+                <w:sz w:val="18"/>
+              </w:rPr>
+              <w:t>8GB LPDDR5</w:t>
+            </w:r>
+          </w:p>
+        </w:tc>
+        <w:tc>
+          <w:tcPr>
+            <w:tcW w:type="dxa" w:w="1728"/>
+            <w:shd w:fill="0d1117" w:val="clear"/>
+          </w:tcPr>
+          <w:p>
+            <w:r>
+              <w:rPr>
+                <w:color w:val="C8D1D9"/>
+                <w:sz w:val="18"/>
+              </w:rPr>
+              <w:t>单工位重复插拔</w:t>
+            </w:r>
+          </w:p>
+        </w:tc>
+      </w:tr>
+      <w:tr>
+        <w:tc>
+          <w:tcPr>
+            <w:tcW w:type="dxa" w:w="1728"/>
+            <w:shd w:fill="080c14" w:val="clear"/>
+          </w:tcPr>
+          <w:p>
+            <w:r>
+              <w:rPr>
+                <w:color w:val="C8D1D9"/>
+                <w:sz w:val="18"/>
+              </w:rPr>
+              <w:t>L3 增强版</w:t>
+            </w:r>
+          </w:p>
+        </w:tc>
+        <w:tc>
+          <w:tcPr>
+            <w:tcW w:type="dxa" w:w="1728"/>
+            <w:shd w:fill="080c14" w:val="clear"/>
+          </w:tcPr>
+          <w:p>
+            <w:r>
+              <w:rPr>
+                <w:color w:val="C8D1D9"/>
+                <w:sz w:val="18"/>
+              </w:rPr>
+              <w:t>Jetson Orin AGX 32GB</w:t>
+            </w:r>
+          </w:p>
+        </w:tc>
+        <w:tc>
+          <w:tcPr>
+            <w:tcW w:type="dxa" w:w="1728"/>
+            <w:shd w:fill="080c14" w:val="clear"/>
+          </w:tcPr>
+          <w:p>
+            <w:r>
+              <w:rPr>
+                <w:color w:val="C8D1D9"/>
+                <w:sz w:val="18"/>
+              </w:rPr>
+              <w:t>275 TOPS INT8</w:t>
+            </w:r>
+          </w:p>
+        </w:tc>
+        <w:tc>
+          <w:tcPr>
+            <w:tcW w:type="dxa" w:w="1728"/>
+            <w:shd w:fill="080c14" w:val="clear"/>
+          </w:tcPr>
+          <w:p>
+            <w:r>
+              <w:rPr>
+                <w:color w:val="C8D1D9"/>
+                <w:sz w:val="18"/>
+              </w:rPr>
+              <w:t>32GB LPDDR5</w:t>
+            </w:r>
+          </w:p>
+        </w:tc>
+        <w:tc>
+          <w:tcPr>
+            <w:tcW w:type="dxa" w:w="1728"/>
+            <w:shd w:fill="080c14" w:val="clear"/>
+          </w:tcPr>
+          <w:p>
+            <w:r>
+              <w:rPr>
+                <w:color w:val="C8D1D9"/>
+                <w:sz w:val="18"/>
+              </w:rPr>
+              <w:t>多工位+SmolVLA端到端</w:t>
+            </w:r>
+          </w:p>
+        </w:tc>
+      </w:tr>
+      <w:tr>
+        <w:tc>
+          <w:tcPr>
+            <w:tcW w:type="dxa" w:w="1728"/>
+            <w:shd w:fill="0d1117" w:val="clear"/>
+          </w:tcPr>
+          <w:p>
+            <w:r>
+              <w:rPr>
+                <w:color w:val="C8D1D9"/>
+                <w:sz w:val="18"/>
+              </w:rPr>
+              <w:t>L4 旗舰版</w:t>
+            </w:r>
+          </w:p>
+        </w:tc>
+        <w:tc>
+          <w:tcPr>
+            <w:tcW w:type="dxa" w:w="1728"/>
+            <w:shd w:fill="0d1117" w:val="clear"/>
+          </w:tcPr>
+          <w:p>
+            <w:r>
+              <w:rPr>
+                <w:color w:val="C8D1D9"/>
+                <w:sz w:val="18"/>
+              </w:rPr>
+              <w:t>Orin AGX+RK3588</w:t>
+            </w:r>
+          </w:p>
+        </w:tc>
+        <w:tc>
+          <w:tcPr>
+            <w:tcW w:type="dxa" w:w="1728"/>
+            <w:shd w:fill="0d1117" w:val="clear"/>
+          </w:tcPr>
+          <w:p>
+            <w:r>
+              <w:rPr>
+                <w:color w:val="C8D1D9"/>
+                <w:sz w:val="18"/>
+              </w:rPr>
+              <w:t>275+6 TOPS</w:t>
+            </w:r>
+          </w:p>
+        </w:tc>
+        <w:tc>
+          <w:tcPr>
+            <w:tcW w:type="dxa" w:w="1728"/>
+            <w:shd w:fill="0d1117" w:val="clear"/>
+          </w:tcPr>
+          <w:p>
+            <w:r>
+              <w:rPr>
+                <w:color w:val="C8D1D9"/>
+                <w:sz w:val="18"/>
+              </w:rPr>
+              <w:t>32GB+8GB</w:t>
+            </w:r>
+          </w:p>
+        </w:tc>
+        <w:tc>
+          <w:tcPr>
+            <w:tcW w:type="dxa" w:w="1728"/>
+            <w:shd w:fill="0d1117" w:val="clear"/>
+          </w:tcPr>
+          <w:p>
+            <w:r>
+              <w:rPr>
+                <w:color w:val="C8D1D9"/>
+                <w:sz w:val="18"/>
+              </w:rPr>
+              <w:t>7×24全自主·多模型并行</w:t>
+            </w:r>
+          </w:p>
+        </w:tc>
+      </w:tr>
+    </w:tbl>
+    <w:p/>
+    <w:p>
+      <w:pPr>
+        <w:pStyle w:val="Heading3"/>
+      </w:pPr>
+      <w:r>
+        <w:rPr>
+          <w:rFonts w:ascii="黑体" w:hAnsi="黑体" w:eastAsia="黑体"/>
+        </w:rPr>
+        <w:t>2. Client/Server 仿真联调架构</w:t>
+      </w:r>
+    </w:p>
+    <w:p>
+      <w:pPr>
+        <w:spacing w:after="120" w:line="360" w:lineRule="auto"/>
+      </w:pPr>
+      <w:r>
+        <w:rPr>
+          <w:rFonts w:ascii="宋体" w:hAnsi="宋体" w:eastAsia="宋体"/>
+          <w:b w:val="0"/>
+          <w:sz w:val="24"/>
+        </w:rPr>
+        <w:t>所述系统采用Client/Server分离架构进行仿真联调：</w:t>
+      </w:r>
+    </w:p>
+    <w:p>
+      <w:pPr>
+        <w:spacing w:after="120" w:line="360" w:lineRule="auto"/>
+      </w:pPr>
+      <w:r>
+        <w:rPr>
+          <w:rFonts w:ascii="宋体" w:hAnsi="宋体" w:eastAsia="宋体"/>
+          <w:b w:val="0"/>
+          <w:sz w:val="24"/>
+        </w:rPr>
+        <w:t>（a）Client端（ROS2节点）：部署于Mac/Linux主机，负责摄像头图像采集、力/触觉传感器信号模拟、接收并执行动作指令；</w:t>
+      </w:r>
+    </w:p>
+    <w:p>
+      <w:pPr>
+        <w:spacing w:after="120" w:line="360" w:lineRule="auto"/>
+      </w:pPr>
+      <w:r>
+        <w:rPr>
+          <w:rFonts w:ascii="宋体" w:hAnsi="宋体" w:eastAsia="宋体"/>
+          <w:b w:val="0"/>
+          <w:sz w:val="24"/>
+        </w:rPr>
+        <w:t>（b）Server端（gRPC推理服务）：部署于WSL/GPU服务器，运行SmolVLA/ACT/MLP模型，接收传感器数据进行推理并下发动作序列；</w:t>
+      </w:r>
+    </w:p>
+    <w:p>
+      <w:pPr>
+        <w:spacing w:after="120" w:line="360" w:lineRule="auto"/>
+      </w:pPr>
+      <w:r>
+        <w:rPr>
+          <w:rFonts w:ascii="宋体" w:hAnsi="宋体" w:eastAsia="宋体"/>
+          <w:b w:val="0"/>
+          <w:sz w:val="24"/>
+        </w:rPr>
+        <w:t>（c）通信协议：gRPC（protobuf），图像3×512×512 JPEG压缩，力/触觉float32数组，动作50步×6D，总延迟≤220ms/帧。</w:t>
+      </w:r>
+    </w:p>
+    <w:p>
+      <w:pPr>
+        <w:pStyle w:val="Heading3"/>
+      </w:pPr>
+      <w:r>
+        <w:rPr>
+          <w:rFonts w:ascii="黑体" w:hAnsi="黑体" w:eastAsia="黑体"/>
+        </w:rPr>
+        <w:t>3. 安全功能分层部署</w:t>
+      </w:r>
+    </w:p>
+    <w:tbl>
+      <w:tblPr>
+        <w:tblStyle w:val="TableGrid"/>
+        <w:tblW w:type="auto" w:w="0"/>
+        <w:tblLook w:firstColumn="1" w:firstRow="1" w:lastColumn="0" w:lastRow="0" w:noHBand="0" w:noVBand="1" w:val="04A0"/>
+      </w:tblPr>
+      <w:tblGrid>
+        <w:gridCol w:w="2160"/>
+        <w:gridCol w:w="2160"/>
+        <w:gridCol w:w="2160"/>
+        <w:gridCol w:w="2160"/>
+      </w:tblGrid>
+      <w:tr>
+        <w:tc>
+          <w:tcPr>
+            <w:tcW w:type="dxa" w:w="2160"/>
+            <w:shd w:fill="00d4aa" w:val="clear"/>
+          </w:tcPr>
+          <w:p>
+            <w:r>
+              <w:rPr>
+                <w:b/>
+                <w:color w:val="06080D"/>
+                <w:sz w:val="18"/>
+              </w:rPr>
+              <w:t>功能</w:t>
+            </w:r>
+          </w:p>
+        </w:tc>
+        <w:tc>
+          <w:tcPr>
+            <w:tcW w:type="dxa" w:w="2160"/>
+            <w:shd w:fill="00d4aa" w:val="clear"/>
+          </w:tcPr>
+          <w:p>
+            <w:r>
+              <w:rPr>
+                <w:b/>
+                <w:color w:val="06080D"/>
+                <w:sz w:val="18"/>
+              </w:rPr>
+              <w:t>L2基线</w:t>
+            </w:r>
+          </w:p>
+        </w:tc>
+        <w:tc>
+          <w:tcPr>
+            <w:tcW w:type="dxa" w:w="2160"/>
+            <w:shd w:fill="00d4aa" w:val="clear"/>
+          </w:tcPr>
+          <w:p>
+            <w:r>
+              <w:rPr>
+                <w:b/>
+                <w:color w:val="06080D"/>
+                <w:sz w:val="18"/>
+              </w:rPr>
+              <w:t>L3增强</w:t>
+            </w:r>
+          </w:p>
+        </w:tc>
+        <w:tc>
+          <w:tcPr>
+            <w:tcW w:type="dxa" w:w="2160"/>
+            <w:shd w:fill="00d4aa" w:val="clear"/>
+          </w:tcPr>
+          <w:p>
+            <w:r>
+              <w:rPr>
+                <w:b/>
+                <w:color w:val="06080D"/>
+                <w:sz w:val="18"/>
+              </w:rPr>
+              <w:t>L4旗舰</w:t>
+            </w:r>
+          </w:p>
+        </w:tc>
+      </w:tr>
+      <w:tr>
+        <w:tc>
+          <w:tcPr>
+            <w:tcW w:type="dxa" w:w="2160"/>
+            <w:shd w:fill="0d1117" w:val="clear"/>
+          </w:tcPr>
+          <w:p>
+            <w:r>
+              <w:rPr>
+                <w:color w:val="C8D1D9"/>
+                <w:sz w:val="18"/>
+              </w:rPr>
+              <w:t>光幕联动安全（靠近→降速→停机）</w:t>
+            </w:r>
+          </w:p>
+        </w:tc>
+        <w:tc>
+          <w:tcPr>
+            <w:tcW w:type="dxa" w:w="2160"/>
+            <w:shd w:fill="0d1117" w:val="clear"/>
+          </w:tcPr>
+          <w:p>
+            <w:r>
+              <w:rPr>
+                <w:color w:val="C8D1D9"/>
+                <w:sz w:val="18"/>
+              </w:rPr>
+              <w:t>✅</w:t>
+            </w:r>
+          </w:p>
+        </w:tc>
+        <w:tc>
+          <w:tcPr>
+            <w:tcW w:type="dxa" w:w="2160"/>
+            <w:shd w:fill="0d1117" w:val="clear"/>
+          </w:tcPr>
+          <w:p>
+            <w:r>
+              <w:rPr>
+                <w:color w:val="C8D1D9"/>
+                <w:sz w:val="18"/>
+              </w:rPr>
+              <w:t>✅</w:t>
+            </w:r>
+          </w:p>
+        </w:tc>
+        <w:tc>
+          <w:tcPr>
+            <w:tcW w:type="dxa" w:w="2160"/>
+            <w:shd w:fill="0d1117" w:val="clear"/>
+          </w:tcPr>
+          <w:p>
+            <w:r>
+              <w:rPr>
+                <w:color w:val="C8D1D9"/>
+                <w:sz w:val="18"/>
+              </w:rPr>
+              <w:t>✅</w:t>
+            </w:r>
+          </w:p>
+        </w:tc>
+      </w:tr>
+      <w:tr>
+        <w:tc>
+          <w:tcPr>
+            <w:tcW w:type="dxa" w:w="2160"/>
+            <w:shd w:fill="080c14" w:val="clear"/>
+          </w:tcPr>
+          <w:p>
+            <w:r>
+              <w:rPr>
+                <w:color w:val="C8D1D9"/>
+                <w:sz w:val="18"/>
+              </w:rPr>
+              <w:t>触觉闭环反馈（夹持力&gt;2N释放）</w:t>
+            </w:r>
+          </w:p>
+        </w:tc>
+        <w:tc>
+          <w:tcPr>
+            <w:tcW w:type="dxa" w:w="2160"/>
+            <w:shd w:fill="080c14" w:val="clear"/>
+          </w:tcPr>
+          <w:p>
+            <w:r>
+              <w:rPr>
+                <w:color w:val="C8D1D9"/>
+                <w:sz w:val="18"/>
+              </w:rPr>
+              <w:t>—</w:t>
+            </w:r>
+          </w:p>
+        </w:tc>
+        <w:tc>
+          <w:tcPr>
+            <w:tcW w:type="dxa" w:w="2160"/>
+            <w:shd w:fill="080c14" w:val="clear"/>
+          </w:tcPr>
+          <w:p>
+            <w:r>
+              <w:rPr>
+                <w:color w:val="C8D1D9"/>
+                <w:sz w:val="18"/>
+              </w:rPr>
+              <w:t>✅</w:t>
+            </w:r>
+          </w:p>
+        </w:tc>
+        <w:tc>
+          <w:tcPr>
+            <w:tcW w:type="dxa" w:w="2160"/>
+            <w:shd w:fill="080c14" w:val="clear"/>
+          </w:tcPr>
+          <w:p>
+            <w:r>
+              <w:rPr>
+                <w:color w:val="C8D1D9"/>
+                <w:sz w:val="18"/>
+              </w:rPr>
+              <w:t>✅</w:t>
+            </w:r>
+          </w:p>
+        </w:tc>
+      </w:tr>
+      <w:tr>
+        <w:tc>
+          <w:tcPr>
+            <w:tcW w:type="dxa" w:w="2160"/>
+            <w:shd w:fill="0d1117" w:val="clear"/>
+          </w:tcPr>
+          <w:p>
+            <w:r>
+              <w:rPr>
+                <w:color w:val="C8D1D9"/>
+                <w:sz w:val="18"/>
+              </w:rPr>
+              <w:t>异常诊断自恢复（卡料/偏移/失败）</w:t>
+            </w:r>
+          </w:p>
+        </w:tc>
+        <w:tc>
+          <w:tcPr>
+            <w:tcW w:type="dxa" w:w="2160"/>
+            <w:shd w:fill="0d1117" w:val="clear"/>
+          </w:tcPr>
+          <w:p>
+            <w:r>
+              <w:rPr>
+                <w:color w:val="C8D1D9"/>
+                <w:sz w:val="18"/>
+              </w:rPr>
+              <w:t>—</w:t>
+            </w:r>
+          </w:p>
+        </w:tc>
+        <w:tc>
+          <w:tcPr>
+            <w:tcW w:type="dxa" w:w="2160"/>
+            <w:shd w:fill="0d1117" w:val="clear"/>
+          </w:tcPr>
+          <w:p>
+            <w:r>
+              <w:rPr>
+                <w:color w:val="C8D1D9"/>
+                <w:sz w:val="18"/>
+              </w:rPr>
+              <w:t>—</w:t>
+            </w:r>
+          </w:p>
+        </w:tc>
+        <w:tc>
+          <w:tcPr>
+            <w:tcW w:type="dxa" w:w="2160"/>
+            <w:shd w:fill="0d1117" w:val="clear"/>
+          </w:tcPr>
+          <w:p>
+            <w:r>
+              <w:rPr>
+                <w:color w:val="C8D1D9"/>
+                <w:sz w:val="18"/>
+              </w:rPr>
+              <w:t>✅</w:t>
+            </w:r>
+          </w:p>
+        </w:tc>
+      </w:tr>
+      <w:tr>
+        <w:tc>
+          <w:tcPr>
+            <w:tcW w:type="dxa" w:w="2160"/>
+            <w:shd w:fill="080c14" w:val="clear"/>
+          </w:tcPr>
+          <w:p>
+            <w:r>
+              <w:rPr>
+                <w:color w:val="C8D1D9"/>
+                <w:sz w:val="18"/>
+              </w:rPr>
+              <w:t>五层主动保护</w:t>
+            </w:r>
+          </w:p>
+        </w:tc>
+        <w:tc>
+          <w:tcPr>
+            <w:tcW w:type="dxa" w:w="2160"/>
+            <w:shd w:fill="080c14" w:val="clear"/>
+          </w:tcPr>
+          <w:p>
+            <w:r>
+              <w:rPr>
+                <w:color w:val="C8D1D9"/>
+                <w:sz w:val="18"/>
+              </w:rPr>
+              <w:t>—</w:t>
+            </w:r>
+          </w:p>
+        </w:tc>
+        <w:tc>
+          <w:tcPr>
+            <w:tcW w:type="dxa" w:w="2160"/>
+            <w:shd w:fill="080c14" w:val="clear"/>
+          </w:tcPr>
+          <w:p>
+            <w:r>
+              <w:rPr>
+                <w:color w:val="C8D1D9"/>
+                <w:sz w:val="18"/>
+              </w:rPr>
+              <w:t>—</w:t>
+            </w:r>
+          </w:p>
+        </w:tc>
+        <w:tc>
+          <w:tcPr>
+            <w:tcW w:type="dxa" w:w="2160"/>
+            <w:shd w:fill="080c14" w:val="clear"/>
+          </w:tcPr>
+          <w:p>
+            <w:r>
+              <w:rPr>
+                <w:color w:val="C8D1D9"/>
+                <w:sz w:val="18"/>
+              </w:rPr>
+              <w:t>✅</w:t>
+            </w:r>
+          </w:p>
+        </w:tc>
+      </w:tr>
+    </w:tbl>
+    <w:p/>
+    <w:p>
+      <w:pPr>
+        <w:pStyle w:val="Heading1"/>
+      </w:pPr>
+      <w:r>
+        <w:rPr>
+          <w:rFonts w:ascii="黑体" w:hAnsi="黑体" w:eastAsia="黑体"/>
+        </w:rPr>
         <w:t>七、权利要求书</w:t>
       </w:r>
     </w:p>

--- a/docs/patents/Z-MAX-专利交底书-实用新型-多模态VLA具身机器人精细操作控制系统.docx
+++ b/docs/patents/Z-MAX-专利交底书-实用新型-多模态VLA具身机器人精细操作控制系统.docx
@@ -592,7 +592,7 @@
           <w:b w:val="0"/>
           <w:sz w:val="24"/>
         </w:rPr>
-        <w:t>（c）控制层：包括双臂协同控制器、力控闭环控制器（带宽&gt;10kHz）、实时安全监控器；</w:t>
+        <w:t>（c）控制层：包括双臂协同控制器、力控闭环控制器（带宽&gt;1kHz）、实时安全监控器；</w:t>
       </w:r>
     </w:p>
     <w:p>
@@ -768,7 +768,7 @@
           <w:b w:val="0"/>
           <w:sz w:val="24"/>
         </w:rPr>
-        <w:t>（1）关节力控闭环带宽&gt;10kHz，实现毫秒级力反馈响应；</w:t>
+        <w:t>（1）关节力控闭环频率&gt;1kHz，实现毫秒级力反馈响应；</w:t>
       </w:r>
     </w:p>
     <w:p>
@@ -1234,7 +1234,7 @@
         <w:rPr>
           <w:sz w:val="24"/>
         </w:rPr>
-        <w:t>关节力矩+末端力+触觉三路力信号冗余校验，&gt;10kHz闭环带宽确保人机协作安全。</w:t>
+        <w:t>关节力矩+末端力+触觉三路力信号冗余校验，&gt;1kHz闭环带宽确保人机协作安全。</w:t>
       </w:r>
     </w:p>
     <w:p>
@@ -2077,7 +2077,7 @@
           <w:b w:val="0"/>
           <w:sz w:val="24"/>
         </w:rPr>
-        <w:t>控制层，包括双臂协同控制器和力控闭环控制器，其中力控闭环带宽大于10kHz；</w:t>
+        <w:t>控制层，包括双臂协同控制器和力控闭环控制器，其中力控闭环频率大于1kHz；</w:t>
       </w:r>
     </w:p>
     <w:p>

--- a/docs/patents/Z-MAX-专利交底书-实用新型-多模态VLA具身机器人精细操作控制系统.docx
+++ b/docs/patents/Z-MAX-专利交底书-实用新型-多模态VLA具身机器人精细操作控制系统.docx
@@ -431,7 +431,7 @@
           <w:b w:val="0"/>
           <w:sz w:val="24"/>
         </w:rPr>
-        <w:t>（4）单臂机器人方案：单臂需串行完成取料和插拔，节拍时间长（&gt;15秒/个），无法匹配高速产线需求。</w:t>
+        <w:t>（4）单臂机器人方案：单臂需串行完成取料和插拔，节拍时间长（&gt;60秒/个），无法匹配高速产线需求。</w:t>
       </w:r>
     </w:p>
     <w:p>
@@ -518,7 +518,20 @@
           <w:b w:val="0"/>
           <w:sz w:val="24"/>
         </w:rPr>
-        <w:t>（4）如何通过双臂协同将单次插拔节拍压缩至5秒以内。</w:t>
+        <w:t>（4）如何通过双臂协同将单次节拍从&gt;60秒压缩至&lt;25秒。</w:t>
+      </w:r>
+    </w:p>
+    <w:p>
+      <w:pPr>
+        <w:spacing w:after="120" w:line="360" w:lineRule="auto"/>
+      </w:pPr>
+      <w:r>
+        <w:rPr>
+          <w:rFonts w:ascii="宋体" w:hAnsi="宋体" w:eastAsia="宋体"/>
+          <w:b w:val="0"/>
+          <w:sz w:val="24"/>
+        </w:rPr>
+        <w:t>（5）如何实现本地轻量模型与云端大模型的统一调度，兼顾实时响应与智能决策。</w:t>
       </w:r>
     </w:p>
     <w:p>
@@ -731,7 +744,7 @@
           <w:b w:val="0"/>
           <w:sz w:val="24"/>
         </w:rPr>
-        <w:t>（3）双臂异步并行：左臂取料与右臂插拔并行执行，通过中转区解耦，将整体节拍压缩至5秒/个。</w:t>
+        <w:t>（3）双臂异步并行：左臂取料与右臂插拔并行执行，通过中转区解耦，实现单次节拍&lt;25秒。</w:t>
       </w:r>
     </w:p>
     <w:p>
@@ -1219,7 +1232,7 @@
         <w:rPr>
           <w:sz w:val="24"/>
         </w:rPr>
-        <w:t>双臂异步并行将单次插拔节拍压缩至5秒以内，满足高速产线节拍需求。</w:t>
+        <w:t>双臂异步并行实现单次节拍&lt;25秒，满足光模块产线节拍需求。</w:t>
       </w:r>
     </w:p>
     <w:p>
@@ -2028,6 +2041,83 @@
         <w:t>七、权利要求书</w:t>
       </w:r>
     </w:p>
+    <w:p/>
+    <w:p>
+      <w:pPr>
+        <w:pStyle w:val="Heading1"/>
+      </w:pPr>
+      <w:r>
+        <w:rPr>
+          <w:rFonts w:ascii="黑体" w:hAnsi="黑体" w:eastAsia="黑体"/>
+        </w:rPr>
+        <w:t>九、本地-云端统一推理框架</w:t>
+      </w:r>
+    </w:p>
+    <w:p>
+      <w:pPr>
+        <w:spacing w:after="120" w:line="360" w:lineRule="auto"/>
+      </w:pPr>
+      <w:r>
+        <w:rPr>
+          <w:rFonts w:ascii="宋体" w:hAnsi="宋体" w:eastAsia="宋体"/>
+          <w:b w:val="0"/>
+          <w:sz w:val="24"/>
+        </w:rPr>
+        <w:t>本实用新型进一步提供一种本地-云端统一推理架构，其特征在于：</w:t>
+      </w:r>
+    </w:p>
+    <w:p>
+      <w:pPr>
+        <w:spacing w:after="120" w:line="360" w:lineRule="auto"/>
+      </w:pPr>
+      <w:r>
+        <w:rPr>
+          <w:rFonts w:ascii="宋体" w:hAnsi="宋体" w:eastAsia="宋体"/>
+          <w:b w:val="0"/>
+          <w:sz w:val="24"/>
+        </w:rPr>
+        <w:t>（1）本地端(Sys-1)运行轻量ACT模型(52M,&lt;10ms推理)，满足实时控制需求；</w:t>
+      </w:r>
+    </w:p>
+    <w:p>
+      <w:pPr>
+        <w:spacing w:after="120" w:line="360" w:lineRule="auto"/>
+      </w:pPr>
+      <w:r>
+        <w:rPr>
+          <w:rFonts w:ascii="宋体" w:hAnsi="宋体" w:eastAsia="宋体"/>
+          <w:b w:val="0"/>
+          <w:sz w:val="24"/>
+        </w:rPr>
+        <w:t>（2）云端(Sys-2)部署VTLA(450M)和GR00T(2B)大模型，通过HTTP/gRPC接口提供远程推理服务；</w:t>
+      </w:r>
+    </w:p>
+    <w:p>
+      <w:pPr>
+        <w:spacing w:after="120" w:line="360" w:lineRule="auto"/>
+      </w:pPr>
+      <w:r>
+        <w:rPr>
+          <w:rFonts w:ascii="宋体" w:hAnsi="宋体" w:eastAsia="宋体"/>
+          <w:b w:val="0"/>
+          <w:sz w:val="24"/>
+        </w:rPr>
+        <w:t>（3）Sys-1通过引擎热切换机制，可在本地ACT、远程VTLA、远程GR00T之间无缝切换；</w:t>
+      </w:r>
+    </w:p>
+    <w:p>
+      <w:pPr>
+        <w:spacing w:after="120" w:line="360" w:lineRule="auto"/>
+      </w:pPr>
+      <w:r>
+        <w:rPr>
+          <w:rFonts w:ascii="宋体" w:hAnsi="宋体" w:eastAsia="宋体"/>
+          <w:b w:val="0"/>
+          <w:sz w:val="24"/>
+        </w:rPr>
+        <w:t>（4）当云端不可达时自动回退至本地ACT引擎，保证系统可靠性。</w:t>
+      </w:r>
+    </w:p>
     <w:p>
       <w:pPr>
         <w:spacing w:after="120" w:line="360" w:lineRule="auto"/>
@@ -2116,7 +2206,7 @@
           <w:b/>
           <w:sz w:val="24"/>
         </w:rPr>
-        <w:t>3. 根据权利要求1所述的系统，其特征在于，所述双臂协同控制器采用异步并行控制策略：左臂执行取料工序、右臂执行插拔工序，通过中转区解耦，整体节拍不大于5秒/个。</w:t>
+        <w:t>3. 根据权利要求1所述的系统，其特征在于，所述双臂协同控制器采用异步并行控制策略：左臂执行取料工序、右臂执行插拔工序，通过中转区解耦，整体单次节拍&lt;25秒。</w:t>
       </w:r>
     </w:p>
     <w:p>
